--- a/practices/practice_3/jespitiap-lduartea-serodriguezor/Manual de uso.docx
+++ b/practices/practice_3/jespitiap-lduartea-serodriguezor/Manual de uso.docx
@@ -96,7 +96,7 @@
           <w:szCs w:val="24"/>
           <w:rtl w:val="0"/>
         </w:rPr>
-        <w:t xml:space="preserve">./p3-client:</w:t>
+        <w:t xml:space="preserve">./interfaz:</w:t>
       </w:r>
     </w:p>
     <w:p>
@@ -415,12 +415,12 @@
           <wp:inline distB="114300" distT="114300" distL="114300" distR="114300">
             <wp:extent cx="3695700" cy="3209925"/>
             <wp:effectExtent b="0" l="0" r="0" t="0"/>
-            <wp:docPr id="7" name="image7.png"/>
+            <wp:docPr id="7" name="image5.png"/>
             <a:graphic>
               <a:graphicData uri="http://schemas.openxmlformats.org/drawingml/2006/picture">
                 <pic:pic>
                   <pic:nvPicPr>
-                    <pic:cNvPr id="0" name="image7.png"/>
+                    <pic:cNvPr id="0" name="image5.png"/>
                     <pic:cNvPicPr preferRelativeResize="0"/>
                   </pic:nvPicPr>
                   <pic:blipFill>
@@ -671,12 +671,12 @@
           <wp:inline distB="114300" distT="114300" distL="114300" distR="114300">
             <wp:extent cx="4095750" cy="3009900"/>
             <wp:effectExtent b="0" l="0" r="0" t="0"/>
-            <wp:docPr id="2" name="image5.png"/>
+            <wp:docPr id="2" name="image3.png"/>
             <a:graphic>
               <a:graphicData uri="http://schemas.openxmlformats.org/drawingml/2006/picture">
                 <pic:pic>
                   <pic:nvPicPr>
-                    <pic:cNvPr id="0" name="image5.png"/>
+                    <pic:cNvPr id="0" name="image3.png"/>
                     <pic:cNvPicPr preferRelativeResize="0"/>
                   </pic:nvPicPr>
                   <pic:blipFill>
@@ -809,12 +809,12 @@
           <wp:inline distB="114300" distT="114300" distL="114300" distR="114300">
             <wp:extent cx="3562350" cy="3057525"/>
             <wp:effectExtent b="0" l="0" r="0" t="0"/>
-            <wp:docPr id="1" name="image6.png"/>
+            <wp:docPr id="1" name="image7.png"/>
             <a:graphic>
               <a:graphicData uri="http://schemas.openxmlformats.org/drawingml/2006/picture">
                 <pic:pic>
                   <pic:nvPicPr>
-                    <pic:cNvPr id="0" name="image6.png"/>
+                    <pic:cNvPr id="0" name="image7.png"/>
                     <pic:cNvPicPr preferRelativeResize="0"/>
                   </pic:nvPicPr>
                   <pic:blipFill>
@@ -1006,7 +1006,7 @@
           <w:szCs w:val="24"/>
           <w:rtl w:val="0"/>
         </w:rPr>
-        <w:t xml:space="preserve">./p3-server:</w:t>
+        <w:t xml:space="preserve">./buscador:</w:t>
       </w:r>
     </w:p>
     <w:p>
@@ -1032,12 +1032,12 @@
           <wp:inline distB="114300" distT="114300" distL="114300" distR="114300">
             <wp:extent cx="5943600" cy="444500"/>
             <wp:effectExtent b="0" l="0" r="0" t="0"/>
-            <wp:docPr id="3" name="image3.png"/>
+            <wp:docPr id="3" name="image6.png"/>
             <a:graphic>
               <a:graphicData uri="http://schemas.openxmlformats.org/drawingml/2006/picture">
                 <pic:pic>
                   <pic:nvPicPr>
-                    <pic:cNvPr id="0" name="image3.png"/>
+                    <pic:cNvPr id="0" name="image6.png"/>
                     <pic:cNvPicPr preferRelativeResize="0"/>
                   </pic:nvPicPr>
                   <pic:blipFill>
